--- a/atelier/capsule_049.docx
+++ b/atelier/capsule_049.docx
@@ -343,7 +343,7 @@
           </w:tcPr>
           <w:p>
             <w:r>
-              <w:t xml:space="preserve">Contraintes cartographiées et triées (atelier #46)</w:t>
+              <w:t xml:space="preserve">Contraintes cartographiées et triées</w:t>
             </w:r>
           </w:p>
         </w:tc>
@@ -558,33 +558,33 @@
                 <w:sz w:val="20"/>
                 <w:szCs w:val="20"/>
               </w:rPr>
-              <w:t xml:space="preserve">  1. [étape concrète]</w:t>
-            </w:r>
-          </w:p>
-          <w:p>
-            <w:pPr>
-              <w:spacing w:after="40"/>
-            </w:pPr>
-            <w:r>
-              <w:rPr>
-                <w:rFonts w:ascii="Consolas" w:cs="Consolas" w:eastAsia="Consolas" w:hAnsi="Consolas"/>
-                <w:sz w:val="20"/>
-                <w:szCs w:val="20"/>
-              </w:rPr>
-              <w:t xml:space="preserve">  2. [étape concrète]</w:t>
-            </w:r>
-          </w:p>
-          <w:p>
-            <w:pPr>
-              <w:spacing w:after="40"/>
-            </w:pPr>
-            <w:r>
-              <w:rPr>
-                <w:rFonts w:ascii="Consolas" w:cs="Consolas" w:eastAsia="Consolas" w:hAnsi="Consolas"/>
-                <w:sz w:val="20"/>
-                <w:szCs w:val="20"/>
-              </w:rPr>
-              <w:t xml:space="preserve">  ...</w:t>
+              <w:t xml:space="preserve"> 1. [étape concrète]</w:t>
+            </w:r>
+          </w:p>
+          <w:p>
+            <w:pPr>
+              <w:spacing w:after="40"/>
+            </w:pPr>
+            <w:r>
+              <w:rPr>
+                <w:rFonts w:ascii="Consolas" w:cs="Consolas" w:eastAsia="Consolas" w:hAnsi="Consolas"/>
+                <w:sz w:val="20"/>
+                <w:szCs w:val="20"/>
+              </w:rPr>
+              <w:t xml:space="preserve"> 2. [étape concrète]</w:t>
+            </w:r>
+          </w:p>
+          <w:p>
+            <w:pPr>
+              <w:spacing w:after="40"/>
+            </w:pPr>
+            <w:r>
+              <w:rPr>
+                <w:rFonts w:ascii="Consolas" w:cs="Consolas" w:eastAsia="Consolas" w:hAnsi="Consolas"/>
+                <w:sz w:val="20"/>
+                <w:szCs w:val="20"/>
+              </w:rPr>
+              <w:t xml:space="preserve">...</w:t>
             </w:r>
           </w:p>
           <w:p>
@@ -741,7 +741,7 @@
         </w:numPr>
       </w:pPr>
       <w:r>
-        <w:t xml:space="preserve">Reprendre les contraintes classées « incompressibles » dans la cartographie #46.</w:t>
+        <w:t xml:space="preserve">Reprendre les contraintes classées « incompressibles » dans la cartographie.</w:t>
       </w:r>
     </w:p>
     <w:p>
